--- a/Collatio/7/1. Textos/1. Marcados/7-B.docx
+++ b/Collatio/7/1. Textos/1. Marcados/7-B.docx
@@ -1,28 +1,825 @@
 
 <file path=word/document.xml><?xml version="1.0" encoding="utf-8"?>
-<w:document xmlns:wpc="http://schemas.microsoft.com/office/word/2010/wordprocessingCanvas" xmlns:cx="http://schemas.microsoft.com/office/drawing/2014/chartex" xmlns:cx1="http://schemas.microsoft.com/office/drawing/2015/9/8/chartex" xmlns:cx2="http://schemas.microsoft.com/office/drawing/2015/10/21/chartex" xmlns:cx3="http://schemas.microsoft.com/office/drawing/2016/5/9/chartex" xmlns:cx4="http://schemas.microsoft.com/office/drawing/2016/5/10/chartex" xmlns:cx5="http://schemas.microsoft.com/office/drawing/2016/5/11/chartex" xmlns:cx6="http://schemas.microsoft.com/office/drawing/2016/5/12/chartex" xmlns:cx7="http://schemas.microsoft.com/office/drawing/2016/5/13/chartex" xmlns:cx8="http://schemas.microsoft.com/office/drawing/2016/5/14/chartex" xmlns:mc="http://schemas.openxmlformats.org/markup-compatibility/2006" xmlns:aink="http://schemas.microsoft.com/office/drawing/2016/ink" xmlns:am3d="http://schemas.microsoft.com/office/drawing/2017/model3d" xmlns:o="urn:schemas-microsoft-com:office:office" xmlns:oel="http://schemas.microsoft.com/office/2019/extlst" xmlns:r="http://schemas.openxmlformats.org/officeDocument/2006/relationships" xmlns:m="http://schemas.openxmlformats.org/officeDocument/2006/math" xmlns:v="urn:schemas-microsoft-com:vml" xmlns:wp14="http://schemas.microsoft.com/office/word/2010/wordprocessingDrawing" xmlns:wp="http://schemas.openxmlformats.org/drawingml/2006/wordprocessingDrawing" xmlns:w10="urn:schemas-microsoft-com:office:word" xmlns:w="http://schemas.openxmlformats.org/wordprocessingml/2006/main" xmlns:w14="http://schemas.microsoft.com/office/word/2010/wordml" xmlns:w15="http://schemas.microsoft.com/office/word/2012/wordml" xmlns:w16cex="http://schemas.microsoft.com/office/word/2018/wordml/cex" xmlns:w16cid="http://schemas.microsoft.com/office/word/2016/wordml/cid" xmlns:w16="http://schemas.microsoft.com/office/word/2018/wordml" xmlns:w16sdtdh="http://schemas.microsoft.com/office/word/2020/wordml/sdtdatahash" xmlns:w16se="http://schemas.microsoft.com/office/word/2015/wordml/symex" xmlns:wpg="http://schemas.microsoft.com/office/word/2010/wordprocessingGroup" xmlns:wpi="http://schemas.microsoft.com/office/word/2010/wordprocessingInk" xmlns:wne="http://schemas.microsoft.com/office/word/2006/wordml" xmlns:wps="http://schemas.microsoft.com/office/word/2010/wordprocessingShape" mc:Ignorable="w14 w15 w16se w16cid w16 w16cex w16sdtdh wp14">
+<w:document xmlns:wpc="http://schemas.microsoft.com/office/word/2010/wordprocessingCanvas" xmlns:cx="http://schemas.microsoft.com/office/drawing/2014/chartex" xmlns:cx1="http://schemas.microsoft.com/office/drawing/2015/9/8/chartex" xmlns:cx2="http://schemas.microsoft.com/office/drawing/2015/10/21/chartex" xmlns:cx3="http://schemas.microsoft.com/office/drawing/2016/5/9/chartex" xmlns:cx4="http://schemas.microsoft.com/office/drawing/2016/5/10/chartex" xmlns:cx5="http://schemas.microsoft.com/office/drawing/2016/5/11/chartex" xmlns:cx6="http://schemas.microsoft.com/office/drawing/2016/5/12/chartex" xmlns:cx7="http://schemas.microsoft.com/office/drawing/2016/5/13/chartex" xmlns:cx8="http://schemas.microsoft.com/office/drawing/2016/5/14/chartex" xmlns:mc="http://schemas.openxmlformats.org/markup-compatibility/2006" xmlns:aink="http://schemas.microsoft.com/office/drawing/2016/ink" xmlns:am3d="http://schemas.microsoft.com/office/drawing/2017/model3d" xmlns:o="urn:schemas-microsoft-com:office:office" xmlns:oel="http://schemas.microsoft.com/office/2019/extlst" xmlns:r="http://schemas.openxmlformats.org/officeDocument/2006/relationships" xmlns:m="http://schemas.openxmlformats.org/officeDocument/2006/math" xmlns:v="urn:schemas-microsoft-com:vml" xmlns:wp14="http://schemas.microsoft.com/office/word/2010/wordprocessingDrawing" xmlns:wp="http://schemas.openxmlformats.org/drawingml/2006/wordprocessingDrawing" xmlns:w10="urn:schemas-microsoft-com:office:word" xmlns:w="http://schemas.openxmlformats.org/wordprocessingml/2006/main" xmlns:w14="http://schemas.microsoft.com/office/word/2010/wordml" xmlns:w15="http://schemas.microsoft.com/office/word/2012/wordml" xmlns:w16cex="http://schemas.microsoft.com/office/word/2018/wordml/cex" xmlns:w16cid="http://schemas.microsoft.com/office/word/2016/wordml/cid" xmlns:w16="http://schemas.microsoft.com/office/word/2018/wordml" xmlns:w16du="http://schemas.microsoft.com/office/word/2023/wordml/word16du" xmlns:w16sdtdh="http://schemas.microsoft.com/office/word/2020/wordml/sdtdatahash" xmlns:w16sdtfl="http://schemas.microsoft.com/office/word/2024/wordml/sdtformatlock" xmlns:w16se="http://schemas.microsoft.com/office/word/2015/wordml/symex" xmlns:wpg="http://schemas.microsoft.com/office/word/2010/wordprocessingGroup" xmlns:wpi="http://schemas.microsoft.com/office/word/2010/wordprocessingInk" xmlns:wne="http://schemas.microsoft.com/office/word/2006/wordml" xmlns:wps="http://schemas.microsoft.com/office/word/2010/wordprocessingShape" mc:Ignorable="w14 w15 w16se w16cid w16 w16cex w16sdtdh w16sdtfl w16du wp14">
   <w:body>
     <w:p>
       <w:pPr>
         <w:rPr>
+          <w:rFonts w:ascii="Brill" w:hAnsi="Brill"/>
           <w:lang w:val="es-ES"/>
         </w:rPr>
       </w:pPr>
       <w:r>
         <w:rPr>
+          <w:rFonts w:ascii="Brill" w:hAnsi="Brill"/>
           <w:color w:val="FF0000"/>
           <w:lang w:val="es-ES"/>
         </w:rPr>
         <w:t xml:space="preserve">12va </w:t>
       </w:r>
-      <w:r>
-        <w:rPr>
-          <w:lang w:val="es-ES"/>
-        </w:rPr>
-        <w:t xml:space="preserve">preguento el decipulo maestro aqui te ruego que me digas una cosa por que me contece en la cuenta de tres ante el espiritu qu el fijo ca bien sabes tu ca segun razon derecha que ombre ve cada dia que la mas allegada cosa al padre que es el fijo % pues por que razon nonbreste ante el espiritu santo que el fijo % respondio el maestro yo te lo dire % sepas qu el espiritu santo que fue medianero que andudo del padre al fijo ca por el padre venimos nos a conoscer el fijo % e por el fijo conoscemos al padre que a la ora que a nos fue demostrado el fijo % pues que conosciamos que era fijo oviemos a conoscer qual era el padre % e estas tres personas se encierran en un dios % segund que te yo agora dire por razon dererecha % quando el angele Gabriel vieno a santa Maria e le dixo la saludacion por el nuestro señor % por las quales palabras ovo Jesucristo a encarnar en ella e vesibremiente decendio el espiritu santo en semejança de fuego e toda la trenidat conplidamiente e encarno en ella % la trinidat non tengas tu que aquella sazon començo que ante era % mas non avia entendimiento de ombre que ante conplidamente lo podiesse conoscer nin entender % ca fallamos en la vieja ley segun de suso ya dixe que dixo Abraan vi tres e uno adore % pues de aquellos tres adore el uno ya </w:t>
-      </w:r>
-      <w:r>
-        <w:rPr>
+      <w:proofErr w:type="spellStart"/>
+      <w:r>
+        <w:rPr>
+          <w:rFonts w:ascii="Brill" w:hAnsi="Brill"/>
+          <w:lang w:val="es-ES"/>
+        </w:rPr>
+        <w:t>preguento</w:t>
+      </w:r>
+      <w:proofErr w:type="spellEnd"/>
+      <w:r>
+        <w:rPr>
+          <w:rFonts w:ascii="Brill" w:hAnsi="Brill"/>
+          <w:lang w:val="es-ES"/>
+        </w:rPr>
+        <w:t xml:space="preserve"> el </w:t>
+      </w:r>
+      <w:proofErr w:type="spellStart"/>
+      <w:r>
+        <w:rPr>
+          <w:rFonts w:ascii="Brill" w:hAnsi="Brill"/>
+          <w:lang w:val="es-ES"/>
+        </w:rPr>
+        <w:t>decipulo</w:t>
+      </w:r>
+      <w:proofErr w:type="spellEnd"/>
+      <w:r>
+        <w:rPr>
+          <w:rFonts w:ascii="Brill" w:hAnsi="Brill"/>
+          <w:lang w:val="es-ES"/>
+        </w:rPr>
+        <w:t xml:space="preserve"> maestro </w:t>
+      </w:r>
+      <w:proofErr w:type="spellStart"/>
+      <w:r>
+        <w:rPr>
+          <w:rFonts w:ascii="Brill" w:hAnsi="Brill"/>
+          <w:lang w:val="es-ES"/>
+        </w:rPr>
+        <w:t>aqui</w:t>
+      </w:r>
+      <w:proofErr w:type="spellEnd"/>
+      <w:r>
+        <w:rPr>
+          <w:rFonts w:ascii="Brill" w:hAnsi="Brill"/>
+          <w:lang w:val="es-ES"/>
+        </w:rPr>
+        <w:t xml:space="preserve"> te ruego que me digas una cosa </w:t>
+      </w:r>
+      <w:proofErr w:type="spellStart"/>
+      <w:r>
+        <w:rPr>
+          <w:rFonts w:ascii="Brill" w:hAnsi="Brill"/>
+          <w:lang w:val="es-ES"/>
+        </w:rPr>
+        <w:t>por que</w:t>
+      </w:r>
+      <w:proofErr w:type="spellEnd"/>
+      <w:r>
+        <w:rPr>
+          <w:rFonts w:ascii="Brill" w:hAnsi="Brill"/>
+          <w:lang w:val="es-ES"/>
+        </w:rPr>
+        <w:t xml:space="preserve"> me contece en la cuenta de tres ante el </w:t>
+      </w:r>
+      <w:proofErr w:type="spellStart"/>
+      <w:r>
+        <w:rPr>
+          <w:rFonts w:ascii="Brill" w:hAnsi="Brill"/>
+          <w:lang w:val="es-ES"/>
+        </w:rPr>
+        <w:t>espiritu</w:t>
+      </w:r>
+      <w:proofErr w:type="spellEnd"/>
+      <w:r>
+        <w:rPr>
+          <w:rFonts w:ascii="Brill" w:hAnsi="Brill"/>
+          <w:lang w:val="es-ES"/>
+        </w:rPr>
+        <w:t xml:space="preserve"> </w:t>
+      </w:r>
+      <w:proofErr w:type="spellStart"/>
+      <w:r>
+        <w:rPr>
+          <w:rFonts w:ascii="Brill" w:hAnsi="Brill"/>
+          <w:lang w:val="es-ES"/>
+        </w:rPr>
+        <w:t>qu</w:t>
+      </w:r>
+      <w:proofErr w:type="spellEnd"/>
+      <w:r>
+        <w:rPr>
+          <w:rFonts w:ascii="Brill" w:hAnsi="Brill"/>
+          <w:lang w:val="es-ES"/>
+        </w:rPr>
+        <w:t xml:space="preserve"> el fijo ca bien sabes tu ca </w:t>
+      </w:r>
+      <w:proofErr w:type="spellStart"/>
+      <w:r>
+        <w:rPr>
+          <w:rFonts w:ascii="Brill" w:hAnsi="Brill"/>
+          <w:lang w:val="es-ES"/>
+        </w:rPr>
+        <w:t>segun</w:t>
+      </w:r>
+      <w:proofErr w:type="spellEnd"/>
+      <w:r>
+        <w:rPr>
+          <w:rFonts w:ascii="Brill" w:hAnsi="Brill"/>
+          <w:lang w:val="es-ES"/>
+        </w:rPr>
+        <w:t xml:space="preserve"> </w:t>
+      </w:r>
+      <w:proofErr w:type="spellStart"/>
+      <w:r>
+        <w:rPr>
+          <w:rFonts w:ascii="Brill" w:hAnsi="Brill"/>
+          <w:lang w:val="es-ES"/>
+        </w:rPr>
+        <w:t>razon</w:t>
+      </w:r>
+      <w:proofErr w:type="spellEnd"/>
+      <w:r>
+        <w:rPr>
+          <w:rFonts w:ascii="Brill" w:hAnsi="Brill"/>
+          <w:lang w:val="es-ES"/>
+        </w:rPr>
+        <w:t xml:space="preserve"> derecha que ombre ve cada </w:t>
+      </w:r>
+      <w:proofErr w:type="spellStart"/>
+      <w:r>
+        <w:rPr>
+          <w:rFonts w:ascii="Brill" w:hAnsi="Brill"/>
+          <w:lang w:val="es-ES"/>
+        </w:rPr>
+        <w:t>dia</w:t>
+      </w:r>
+      <w:proofErr w:type="spellEnd"/>
+      <w:r>
+        <w:rPr>
+          <w:rFonts w:ascii="Brill" w:hAnsi="Brill"/>
+          <w:lang w:val="es-ES"/>
+        </w:rPr>
+        <w:t xml:space="preserve"> que la </w:t>
+      </w:r>
+      <w:proofErr w:type="spellStart"/>
+      <w:r>
+        <w:rPr>
+          <w:rFonts w:ascii="Brill" w:hAnsi="Brill"/>
+          <w:lang w:val="es-ES"/>
+        </w:rPr>
+        <w:t>mas</w:t>
+      </w:r>
+      <w:proofErr w:type="spellEnd"/>
+      <w:r>
+        <w:rPr>
+          <w:rFonts w:ascii="Brill" w:hAnsi="Brill"/>
+          <w:lang w:val="es-ES"/>
+        </w:rPr>
+        <w:t xml:space="preserve"> allegada cosa al padre que es el fijo % pues </w:t>
+      </w:r>
+      <w:proofErr w:type="spellStart"/>
+      <w:r>
+        <w:rPr>
+          <w:rFonts w:ascii="Brill" w:hAnsi="Brill"/>
+          <w:lang w:val="es-ES"/>
+        </w:rPr>
+        <w:t>por que</w:t>
+      </w:r>
+      <w:proofErr w:type="spellEnd"/>
+      <w:r>
+        <w:rPr>
+          <w:rFonts w:ascii="Brill" w:hAnsi="Brill"/>
+          <w:lang w:val="es-ES"/>
+        </w:rPr>
+        <w:t xml:space="preserve"> </w:t>
+      </w:r>
+      <w:proofErr w:type="spellStart"/>
+      <w:r>
+        <w:rPr>
+          <w:rFonts w:ascii="Brill" w:hAnsi="Brill"/>
+          <w:lang w:val="es-ES"/>
+        </w:rPr>
+        <w:t>razon</w:t>
+      </w:r>
+      <w:proofErr w:type="spellEnd"/>
+      <w:r>
+        <w:rPr>
+          <w:rFonts w:ascii="Brill" w:hAnsi="Brill"/>
+          <w:lang w:val="es-ES"/>
+        </w:rPr>
+        <w:t xml:space="preserve"> </w:t>
+      </w:r>
+      <w:proofErr w:type="spellStart"/>
+      <w:r>
+        <w:rPr>
+          <w:rFonts w:ascii="Brill" w:hAnsi="Brill"/>
+          <w:lang w:val="es-ES"/>
+        </w:rPr>
+        <w:t>nonbreste</w:t>
+      </w:r>
+      <w:proofErr w:type="spellEnd"/>
+      <w:r>
+        <w:rPr>
+          <w:rFonts w:ascii="Brill" w:hAnsi="Brill"/>
+          <w:lang w:val="es-ES"/>
+        </w:rPr>
+        <w:t xml:space="preserve"> ante el </w:t>
+      </w:r>
+      <w:proofErr w:type="spellStart"/>
+      <w:r>
+        <w:rPr>
+          <w:rFonts w:ascii="Brill" w:hAnsi="Brill"/>
+          <w:lang w:val="es-ES"/>
+        </w:rPr>
+        <w:t>espiritu</w:t>
+      </w:r>
+      <w:proofErr w:type="spellEnd"/>
+      <w:r>
+        <w:rPr>
+          <w:rFonts w:ascii="Brill" w:hAnsi="Brill"/>
+          <w:lang w:val="es-ES"/>
+        </w:rPr>
+        <w:t xml:space="preserve"> santo que el fijo % </w:t>
+      </w:r>
+      <w:proofErr w:type="spellStart"/>
+      <w:r>
+        <w:rPr>
+          <w:rFonts w:ascii="Brill" w:hAnsi="Brill"/>
+          <w:lang w:val="es-ES"/>
+        </w:rPr>
+        <w:t>respondio</w:t>
+      </w:r>
+      <w:proofErr w:type="spellEnd"/>
+      <w:r>
+        <w:rPr>
+          <w:rFonts w:ascii="Brill" w:hAnsi="Brill"/>
+          <w:lang w:val="es-ES"/>
+        </w:rPr>
+        <w:t xml:space="preserve"> el maestro yo te lo </w:t>
+      </w:r>
+      <w:proofErr w:type="spellStart"/>
+      <w:r>
+        <w:rPr>
+          <w:rFonts w:ascii="Brill" w:hAnsi="Brill"/>
+          <w:lang w:val="es-ES"/>
+        </w:rPr>
+        <w:t>dire</w:t>
+      </w:r>
+      <w:proofErr w:type="spellEnd"/>
+      <w:r>
+        <w:rPr>
+          <w:rFonts w:ascii="Brill" w:hAnsi="Brill"/>
+          <w:lang w:val="es-ES"/>
+        </w:rPr>
+        <w:t xml:space="preserve"> % sepas </w:t>
+      </w:r>
+      <w:proofErr w:type="spellStart"/>
+      <w:r>
+        <w:rPr>
+          <w:rFonts w:ascii="Brill" w:hAnsi="Brill"/>
+          <w:lang w:val="es-ES"/>
+        </w:rPr>
+        <w:t>qu</w:t>
+      </w:r>
+      <w:proofErr w:type="spellEnd"/>
+      <w:r>
+        <w:rPr>
+          <w:rFonts w:ascii="Brill" w:hAnsi="Brill"/>
+          <w:lang w:val="es-ES"/>
+        </w:rPr>
+        <w:t xml:space="preserve"> el </w:t>
+      </w:r>
+      <w:proofErr w:type="spellStart"/>
+      <w:r>
+        <w:rPr>
+          <w:rFonts w:ascii="Brill" w:hAnsi="Brill"/>
+          <w:lang w:val="es-ES"/>
+        </w:rPr>
+        <w:t>espiritu</w:t>
+      </w:r>
+      <w:proofErr w:type="spellEnd"/>
+      <w:r>
+        <w:rPr>
+          <w:rFonts w:ascii="Brill" w:hAnsi="Brill"/>
+          <w:lang w:val="es-ES"/>
+        </w:rPr>
+        <w:t xml:space="preserve"> santo que fue medianero que </w:t>
+      </w:r>
+      <w:proofErr w:type="spellStart"/>
+      <w:r>
+        <w:rPr>
+          <w:rFonts w:ascii="Brill" w:hAnsi="Brill"/>
+          <w:lang w:val="es-ES"/>
+        </w:rPr>
+        <w:t>andudo</w:t>
+      </w:r>
+      <w:proofErr w:type="spellEnd"/>
+      <w:r>
+        <w:rPr>
+          <w:rFonts w:ascii="Brill" w:hAnsi="Brill"/>
+          <w:lang w:val="es-ES"/>
+        </w:rPr>
+        <w:t xml:space="preserve"> del padre al fijo ca por el padre venimos nos a </w:t>
+      </w:r>
+      <w:proofErr w:type="spellStart"/>
+      <w:r>
+        <w:rPr>
+          <w:rFonts w:ascii="Brill" w:hAnsi="Brill"/>
+          <w:lang w:val="es-ES"/>
+        </w:rPr>
+        <w:t>conoscer</w:t>
+      </w:r>
+      <w:proofErr w:type="spellEnd"/>
+      <w:r>
+        <w:rPr>
+          <w:rFonts w:ascii="Brill" w:hAnsi="Brill"/>
+          <w:lang w:val="es-ES"/>
+        </w:rPr>
+        <w:t xml:space="preserve"> el fijo % e por el fijo </w:t>
+      </w:r>
+      <w:proofErr w:type="spellStart"/>
+      <w:r>
+        <w:rPr>
+          <w:rFonts w:ascii="Brill" w:hAnsi="Brill"/>
+          <w:lang w:val="es-ES"/>
+        </w:rPr>
+        <w:t>conoscemos</w:t>
+      </w:r>
+      <w:proofErr w:type="spellEnd"/>
+      <w:r>
+        <w:rPr>
+          <w:rFonts w:ascii="Brill" w:hAnsi="Brill"/>
+          <w:lang w:val="es-ES"/>
+        </w:rPr>
+        <w:t xml:space="preserve"> al padre que a la ora que a nos fue demostrado el fijo % pues que </w:t>
+      </w:r>
+      <w:proofErr w:type="spellStart"/>
+      <w:r>
+        <w:rPr>
+          <w:rFonts w:ascii="Brill" w:hAnsi="Brill"/>
+          <w:lang w:val="es-ES"/>
+        </w:rPr>
+        <w:t>conosciamos</w:t>
+      </w:r>
+      <w:proofErr w:type="spellEnd"/>
+      <w:r>
+        <w:rPr>
+          <w:rFonts w:ascii="Brill" w:hAnsi="Brill"/>
+          <w:lang w:val="es-ES"/>
+        </w:rPr>
+        <w:t xml:space="preserve"> que era fijo </w:t>
+      </w:r>
+      <w:proofErr w:type="spellStart"/>
+      <w:r>
+        <w:rPr>
+          <w:rFonts w:ascii="Brill" w:hAnsi="Brill"/>
+          <w:lang w:val="es-ES"/>
+        </w:rPr>
+        <w:t>oviemos</w:t>
+      </w:r>
+      <w:proofErr w:type="spellEnd"/>
+      <w:r>
+        <w:rPr>
+          <w:rFonts w:ascii="Brill" w:hAnsi="Brill"/>
+          <w:lang w:val="es-ES"/>
+        </w:rPr>
+        <w:t xml:space="preserve"> a </w:t>
+      </w:r>
+      <w:proofErr w:type="spellStart"/>
+      <w:r>
+        <w:rPr>
+          <w:rFonts w:ascii="Brill" w:hAnsi="Brill"/>
+          <w:lang w:val="es-ES"/>
+        </w:rPr>
+        <w:t>conoscer</w:t>
+      </w:r>
+      <w:proofErr w:type="spellEnd"/>
+      <w:r>
+        <w:rPr>
+          <w:rFonts w:ascii="Brill" w:hAnsi="Brill"/>
+          <w:lang w:val="es-ES"/>
+        </w:rPr>
+        <w:t xml:space="preserve"> </w:t>
+      </w:r>
+      <w:proofErr w:type="spellStart"/>
+      <w:r>
+        <w:rPr>
+          <w:rFonts w:ascii="Brill" w:hAnsi="Brill"/>
+          <w:lang w:val="es-ES"/>
+        </w:rPr>
+        <w:t>qual</w:t>
+      </w:r>
+      <w:proofErr w:type="spellEnd"/>
+      <w:r>
+        <w:rPr>
+          <w:rFonts w:ascii="Brill" w:hAnsi="Brill"/>
+          <w:lang w:val="es-ES"/>
+        </w:rPr>
+        <w:t xml:space="preserve"> era el padre % e estas tres personas se encierran en un dios % segund que te yo agora </w:t>
+      </w:r>
+      <w:proofErr w:type="spellStart"/>
+      <w:r>
+        <w:rPr>
+          <w:rFonts w:ascii="Brill" w:hAnsi="Brill"/>
+          <w:lang w:val="es-ES"/>
+        </w:rPr>
+        <w:t>dire</w:t>
+      </w:r>
+      <w:proofErr w:type="spellEnd"/>
+      <w:r>
+        <w:rPr>
+          <w:rFonts w:ascii="Brill" w:hAnsi="Brill"/>
+          <w:lang w:val="es-ES"/>
+        </w:rPr>
+        <w:t xml:space="preserve"> por </w:t>
+      </w:r>
+      <w:proofErr w:type="spellStart"/>
+      <w:r>
+        <w:rPr>
+          <w:rFonts w:ascii="Brill" w:hAnsi="Brill"/>
+          <w:lang w:val="es-ES"/>
+        </w:rPr>
+        <w:t>razon</w:t>
+      </w:r>
+      <w:proofErr w:type="spellEnd"/>
+      <w:r>
+        <w:rPr>
+          <w:rFonts w:ascii="Brill" w:hAnsi="Brill"/>
+          <w:lang w:val="es-ES"/>
+        </w:rPr>
+        <w:t xml:space="preserve"> </w:t>
+      </w:r>
+      <w:proofErr w:type="spellStart"/>
+      <w:r>
+        <w:rPr>
+          <w:rFonts w:ascii="Brill" w:hAnsi="Brill"/>
+          <w:lang w:val="es-ES"/>
+        </w:rPr>
+        <w:t>dererecha</w:t>
+      </w:r>
+      <w:proofErr w:type="spellEnd"/>
+      <w:r>
+        <w:rPr>
+          <w:rFonts w:ascii="Brill" w:hAnsi="Brill"/>
+          <w:lang w:val="es-ES"/>
+        </w:rPr>
+        <w:t xml:space="preserve"> % </w:t>
+      </w:r>
+      <w:proofErr w:type="spellStart"/>
+      <w:r>
+        <w:rPr>
+          <w:rFonts w:ascii="Brill" w:hAnsi="Brill"/>
+          <w:lang w:val="es-ES"/>
+        </w:rPr>
+        <w:t>quando</w:t>
+      </w:r>
+      <w:proofErr w:type="spellEnd"/>
+      <w:r>
+        <w:rPr>
+          <w:rFonts w:ascii="Brill" w:hAnsi="Brill"/>
+          <w:lang w:val="es-ES"/>
+        </w:rPr>
+        <w:t xml:space="preserve"> el </w:t>
+      </w:r>
+      <w:proofErr w:type="spellStart"/>
+      <w:r>
+        <w:rPr>
+          <w:rFonts w:ascii="Brill" w:hAnsi="Brill"/>
+          <w:lang w:val="es-ES"/>
+        </w:rPr>
+        <w:t>angele</w:t>
+      </w:r>
+      <w:proofErr w:type="spellEnd"/>
+      <w:r>
+        <w:rPr>
+          <w:rFonts w:ascii="Brill" w:hAnsi="Brill"/>
+          <w:lang w:val="es-ES"/>
+        </w:rPr>
+        <w:t xml:space="preserve"> Gabriel </w:t>
+      </w:r>
+      <w:proofErr w:type="spellStart"/>
+      <w:r>
+        <w:rPr>
+          <w:rFonts w:ascii="Brill" w:hAnsi="Brill"/>
+          <w:lang w:val="es-ES"/>
+        </w:rPr>
+        <w:t>vieno</w:t>
+      </w:r>
+      <w:proofErr w:type="spellEnd"/>
+      <w:r>
+        <w:rPr>
+          <w:rFonts w:ascii="Brill" w:hAnsi="Brill"/>
+          <w:lang w:val="es-ES"/>
+        </w:rPr>
+        <w:t xml:space="preserve"> a santa </w:t>
+      </w:r>
+      <w:proofErr w:type="spellStart"/>
+      <w:r>
+        <w:rPr>
+          <w:rFonts w:ascii="Brill" w:hAnsi="Brill"/>
+          <w:lang w:val="es-ES"/>
+        </w:rPr>
+        <w:t>Maria</w:t>
+      </w:r>
+      <w:proofErr w:type="spellEnd"/>
+      <w:r>
+        <w:rPr>
+          <w:rFonts w:ascii="Brill" w:hAnsi="Brill"/>
+          <w:lang w:val="es-ES"/>
+        </w:rPr>
+        <w:t xml:space="preserve"> e le dixo la </w:t>
+      </w:r>
+      <w:proofErr w:type="spellStart"/>
+      <w:r>
+        <w:rPr>
+          <w:rFonts w:ascii="Brill" w:hAnsi="Brill"/>
+          <w:lang w:val="es-ES"/>
+        </w:rPr>
+        <w:t>saludacion</w:t>
+      </w:r>
+      <w:proofErr w:type="spellEnd"/>
+      <w:r>
+        <w:rPr>
+          <w:rFonts w:ascii="Brill" w:hAnsi="Brill"/>
+          <w:lang w:val="es-ES"/>
+        </w:rPr>
+        <w:t xml:space="preserve"> por el nuestro señor % por las </w:t>
+      </w:r>
+      <w:proofErr w:type="spellStart"/>
+      <w:r>
+        <w:rPr>
+          <w:rFonts w:ascii="Brill" w:hAnsi="Brill"/>
+          <w:lang w:val="es-ES"/>
+        </w:rPr>
+        <w:t>quales</w:t>
+      </w:r>
+      <w:proofErr w:type="spellEnd"/>
+      <w:r>
+        <w:rPr>
+          <w:rFonts w:ascii="Brill" w:hAnsi="Brill"/>
+          <w:lang w:val="es-ES"/>
+        </w:rPr>
+        <w:t xml:space="preserve"> palabras ovo Jesucristo a encarnar en ella e </w:t>
+      </w:r>
+      <w:proofErr w:type="spellStart"/>
+      <w:r>
+        <w:rPr>
+          <w:rFonts w:ascii="Brill" w:hAnsi="Brill"/>
+          <w:lang w:val="es-ES"/>
+        </w:rPr>
+        <w:t>vesibremiente</w:t>
+      </w:r>
+      <w:proofErr w:type="spellEnd"/>
+      <w:r>
+        <w:rPr>
+          <w:rFonts w:ascii="Brill" w:hAnsi="Brill"/>
+          <w:lang w:val="es-ES"/>
+        </w:rPr>
+        <w:t xml:space="preserve"> </w:t>
+      </w:r>
+      <w:proofErr w:type="spellStart"/>
+      <w:r>
+        <w:rPr>
+          <w:rFonts w:ascii="Brill" w:hAnsi="Brill"/>
+          <w:lang w:val="es-ES"/>
+        </w:rPr>
+        <w:t>decendio</w:t>
+      </w:r>
+      <w:proofErr w:type="spellEnd"/>
+      <w:r>
+        <w:rPr>
+          <w:rFonts w:ascii="Brill" w:hAnsi="Brill"/>
+          <w:lang w:val="es-ES"/>
+        </w:rPr>
+        <w:t xml:space="preserve"> el </w:t>
+      </w:r>
+      <w:proofErr w:type="spellStart"/>
+      <w:r>
+        <w:rPr>
+          <w:rFonts w:ascii="Brill" w:hAnsi="Brill"/>
+          <w:lang w:val="es-ES"/>
+        </w:rPr>
+        <w:t>espiritu</w:t>
+      </w:r>
+      <w:proofErr w:type="spellEnd"/>
+      <w:r>
+        <w:rPr>
+          <w:rFonts w:ascii="Brill" w:hAnsi="Brill"/>
+          <w:lang w:val="es-ES"/>
+        </w:rPr>
+        <w:t xml:space="preserve"> santo en semejança de fuego e toda la </w:t>
+      </w:r>
+      <w:proofErr w:type="spellStart"/>
+      <w:r>
+        <w:rPr>
+          <w:rFonts w:ascii="Brill" w:hAnsi="Brill"/>
+          <w:lang w:val="es-ES"/>
+        </w:rPr>
+        <w:t>trenidat</w:t>
+      </w:r>
+      <w:proofErr w:type="spellEnd"/>
+      <w:r>
+        <w:rPr>
+          <w:rFonts w:ascii="Brill" w:hAnsi="Brill"/>
+          <w:lang w:val="es-ES"/>
+        </w:rPr>
+        <w:t xml:space="preserve"> </w:t>
+      </w:r>
+      <w:proofErr w:type="spellStart"/>
+      <w:r>
+        <w:rPr>
+          <w:rFonts w:ascii="Brill" w:hAnsi="Brill"/>
+          <w:lang w:val="es-ES"/>
+        </w:rPr>
+        <w:t>conplidamiente</w:t>
+      </w:r>
+      <w:proofErr w:type="spellEnd"/>
+      <w:r>
+        <w:rPr>
+          <w:rFonts w:ascii="Brill" w:hAnsi="Brill"/>
+          <w:lang w:val="es-ES"/>
+        </w:rPr>
+        <w:t xml:space="preserve"> e encarno en ella % la </w:t>
+      </w:r>
+      <w:proofErr w:type="spellStart"/>
+      <w:r>
+        <w:rPr>
+          <w:rFonts w:ascii="Brill" w:hAnsi="Brill"/>
+          <w:lang w:val="es-ES"/>
+        </w:rPr>
+        <w:t>trinidat</w:t>
+      </w:r>
+      <w:proofErr w:type="spellEnd"/>
+      <w:r>
+        <w:rPr>
+          <w:rFonts w:ascii="Brill" w:hAnsi="Brill"/>
+          <w:lang w:val="es-ES"/>
+        </w:rPr>
+        <w:t xml:space="preserve"> non tengas </w:t>
+      </w:r>
+      <w:proofErr w:type="spellStart"/>
+      <w:r>
+        <w:rPr>
+          <w:rFonts w:ascii="Brill" w:hAnsi="Brill"/>
+          <w:lang w:val="es-ES"/>
+        </w:rPr>
+        <w:t>tu</w:t>
+      </w:r>
+      <w:proofErr w:type="spellEnd"/>
+      <w:r>
+        <w:rPr>
+          <w:rFonts w:ascii="Brill" w:hAnsi="Brill"/>
+          <w:lang w:val="es-ES"/>
+        </w:rPr>
+        <w:t xml:space="preserve"> que aquella </w:t>
+      </w:r>
+      <w:proofErr w:type="spellStart"/>
+      <w:r>
+        <w:rPr>
+          <w:rFonts w:ascii="Brill" w:hAnsi="Brill"/>
+          <w:lang w:val="es-ES"/>
+        </w:rPr>
+        <w:t>sazon</w:t>
+      </w:r>
+      <w:proofErr w:type="spellEnd"/>
+      <w:r>
+        <w:rPr>
+          <w:rFonts w:ascii="Brill" w:hAnsi="Brill"/>
+          <w:lang w:val="es-ES"/>
+        </w:rPr>
+        <w:t xml:space="preserve"> </w:t>
+      </w:r>
+      <w:proofErr w:type="spellStart"/>
+      <w:r>
+        <w:rPr>
+          <w:rFonts w:ascii="Brill" w:hAnsi="Brill"/>
+          <w:lang w:val="es-ES"/>
+        </w:rPr>
+        <w:t>començo</w:t>
+      </w:r>
+      <w:proofErr w:type="spellEnd"/>
+      <w:r>
+        <w:rPr>
+          <w:rFonts w:ascii="Brill" w:hAnsi="Brill"/>
+          <w:lang w:val="es-ES"/>
+        </w:rPr>
+        <w:t xml:space="preserve"> que ante era % </w:t>
+      </w:r>
+      <w:proofErr w:type="spellStart"/>
+      <w:r>
+        <w:rPr>
+          <w:rFonts w:ascii="Brill" w:hAnsi="Brill"/>
+          <w:lang w:val="es-ES"/>
+        </w:rPr>
+        <w:t>mas</w:t>
+      </w:r>
+      <w:proofErr w:type="spellEnd"/>
+      <w:r>
+        <w:rPr>
+          <w:rFonts w:ascii="Brill" w:hAnsi="Brill"/>
+          <w:lang w:val="es-ES"/>
+        </w:rPr>
+        <w:t xml:space="preserve"> non </w:t>
+      </w:r>
+      <w:proofErr w:type="spellStart"/>
+      <w:r>
+        <w:rPr>
+          <w:rFonts w:ascii="Brill" w:hAnsi="Brill"/>
+          <w:lang w:val="es-ES"/>
+        </w:rPr>
+        <w:t>avia</w:t>
+      </w:r>
+      <w:proofErr w:type="spellEnd"/>
+      <w:r>
+        <w:rPr>
+          <w:rFonts w:ascii="Brill" w:hAnsi="Brill"/>
+          <w:lang w:val="es-ES"/>
+        </w:rPr>
+        <w:t xml:space="preserve"> entendimiento de ombre que ante </w:t>
+      </w:r>
+      <w:proofErr w:type="spellStart"/>
+      <w:r>
+        <w:rPr>
+          <w:rFonts w:ascii="Brill" w:hAnsi="Brill"/>
+          <w:lang w:val="es-ES"/>
+        </w:rPr>
+        <w:t>conplidamente</w:t>
+      </w:r>
+      <w:proofErr w:type="spellEnd"/>
+      <w:r>
+        <w:rPr>
+          <w:rFonts w:ascii="Brill" w:hAnsi="Brill"/>
+          <w:lang w:val="es-ES"/>
+        </w:rPr>
+        <w:t xml:space="preserve"> lo </w:t>
+      </w:r>
+      <w:proofErr w:type="spellStart"/>
+      <w:r>
+        <w:rPr>
+          <w:rFonts w:ascii="Brill" w:hAnsi="Brill"/>
+          <w:lang w:val="es-ES"/>
+        </w:rPr>
+        <w:t>podiesse</w:t>
+      </w:r>
+      <w:proofErr w:type="spellEnd"/>
+      <w:r>
+        <w:rPr>
+          <w:rFonts w:ascii="Brill" w:hAnsi="Brill"/>
+          <w:lang w:val="es-ES"/>
+        </w:rPr>
+        <w:t xml:space="preserve"> </w:t>
+      </w:r>
+      <w:proofErr w:type="spellStart"/>
+      <w:r>
+        <w:rPr>
+          <w:rFonts w:ascii="Brill" w:hAnsi="Brill"/>
+          <w:lang w:val="es-ES"/>
+        </w:rPr>
+        <w:t>conoscer</w:t>
+      </w:r>
+      <w:proofErr w:type="spellEnd"/>
+      <w:r>
+        <w:rPr>
+          <w:rFonts w:ascii="Brill" w:hAnsi="Brill"/>
+          <w:lang w:val="es-ES"/>
+        </w:rPr>
+        <w:t xml:space="preserve"> nin entender % ca fallamos en la vieja ley </w:t>
+      </w:r>
+      <w:proofErr w:type="spellStart"/>
+      <w:r>
+        <w:rPr>
+          <w:rFonts w:ascii="Brill" w:hAnsi="Brill"/>
+          <w:lang w:val="es-ES"/>
+        </w:rPr>
+        <w:t>segun</w:t>
+      </w:r>
+      <w:proofErr w:type="spellEnd"/>
+      <w:r>
+        <w:rPr>
+          <w:rFonts w:ascii="Brill" w:hAnsi="Brill"/>
+          <w:lang w:val="es-ES"/>
+        </w:rPr>
+        <w:t xml:space="preserve"> de suso ya dixe que dixo </w:t>
+      </w:r>
+      <w:proofErr w:type="spellStart"/>
+      <w:r>
+        <w:rPr>
+          <w:rFonts w:ascii="Brill" w:hAnsi="Brill"/>
+          <w:lang w:val="es-ES"/>
+        </w:rPr>
+        <w:t>Abraan</w:t>
+      </w:r>
+      <w:proofErr w:type="spellEnd"/>
+      <w:r>
+        <w:rPr>
+          <w:rFonts w:ascii="Brill" w:hAnsi="Brill"/>
+          <w:lang w:val="es-ES"/>
+        </w:rPr>
+        <w:t xml:space="preserve"> vi tres e uno adore % pues de aquellos tres adore el uno ya </w:t>
+      </w:r>
+      <w:r>
+        <w:rPr>
+          <w:rFonts w:ascii="Brill" w:hAnsi="Brill"/>
           <w:color w:val="FF0000"/>
           <w:lang w:val="es-ES"/>
         </w:rPr>
@@ -30,9 +827,570 @@
       </w:r>
       <w:r>
         <w:rPr>
-          <w:lang w:val="es-ES"/>
-        </w:rPr>
-        <w:t>se dava a entender que aquellos tres que se tornavan en un dios % por ende la trinidat de que dios fue que nunca començo ella sienpre fue % mas nos los ombres non lo podiemos entender nin conoscer fasta que el vieno a fazer obra por que lo oviesemos nos a conoscer e esta obra fue el dia que encarno en santa Maria % e como quier que las tres personas de antes eran non tenian figura en si % mas quando dios a alguno queria aparecer tomava qual figura queria % e esto te provare por los angeles ca los angeles non an forma enpero fallamos que quando parece a alguno que toma forma de ombre % pues bien deves aentender quanto mas la puede tomar aquel que es poderoso de todo % mas la forma derecha de ombre carnal en huesos e en carne tomo el dia que se encerro en el vientre de santa Maria e so vestio de la su carne d ella</w:t>
+          <w:rFonts w:ascii="Brill" w:hAnsi="Brill"/>
+          <w:lang w:val="es-ES"/>
+        </w:rPr>
+        <w:t xml:space="preserve">se </w:t>
+      </w:r>
+      <w:proofErr w:type="spellStart"/>
+      <w:r>
+        <w:rPr>
+          <w:rFonts w:ascii="Brill" w:hAnsi="Brill"/>
+          <w:lang w:val="es-ES"/>
+        </w:rPr>
+        <w:t>dava</w:t>
+      </w:r>
+      <w:proofErr w:type="spellEnd"/>
+      <w:r>
+        <w:rPr>
+          <w:rFonts w:ascii="Brill" w:hAnsi="Brill"/>
+          <w:lang w:val="es-ES"/>
+        </w:rPr>
+        <w:t xml:space="preserve"> a entender que aquellos tres que se </w:t>
+      </w:r>
+      <w:proofErr w:type="spellStart"/>
+      <w:r>
+        <w:rPr>
+          <w:rFonts w:ascii="Brill" w:hAnsi="Brill"/>
+          <w:lang w:val="es-ES"/>
+        </w:rPr>
+        <w:t>tornavan</w:t>
+      </w:r>
+      <w:proofErr w:type="spellEnd"/>
+      <w:r>
+        <w:rPr>
+          <w:rFonts w:ascii="Brill" w:hAnsi="Brill"/>
+          <w:lang w:val="es-ES"/>
+        </w:rPr>
+        <w:t xml:space="preserve"> en un dios % por ende la </w:t>
+      </w:r>
+      <w:proofErr w:type="spellStart"/>
+      <w:r>
+        <w:rPr>
+          <w:rFonts w:ascii="Brill" w:hAnsi="Brill"/>
+          <w:lang w:val="es-ES"/>
+        </w:rPr>
+        <w:t>trinidat</w:t>
+      </w:r>
+      <w:proofErr w:type="spellEnd"/>
+      <w:r>
+        <w:rPr>
+          <w:rFonts w:ascii="Brill" w:hAnsi="Brill"/>
+          <w:lang w:val="es-ES"/>
+        </w:rPr>
+        <w:t xml:space="preserve"> de que dios fue que nunca </w:t>
+      </w:r>
+      <w:proofErr w:type="spellStart"/>
+      <w:r>
+        <w:rPr>
+          <w:rFonts w:ascii="Brill" w:hAnsi="Brill"/>
+          <w:lang w:val="es-ES"/>
+        </w:rPr>
+        <w:t>començo</w:t>
+      </w:r>
+      <w:proofErr w:type="spellEnd"/>
+      <w:r>
+        <w:rPr>
+          <w:rFonts w:ascii="Brill" w:hAnsi="Brill"/>
+          <w:lang w:val="es-ES"/>
+        </w:rPr>
+        <w:t xml:space="preserve"> ella </w:t>
+      </w:r>
+      <w:proofErr w:type="spellStart"/>
+      <w:r>
+        <w:rPr>
+          <w:rFonts w:ascii="Brill" w:hAnsi="Brill"/>
+          <w:lang w:val="es-ES"/>
+        </w:rPr>
+        <w:t>sienpre</w:t>
+      </w:r>
+      <w:proofErr w:type="spellEnd"/>
+      <w:r>
+        <w:rPr>
+          <w:rFonts w:ascii="Brill" w:hAnsi="Brill"/>
+          <w:lang w:val="es-ES"/>
+        </w:rPr>
+        <w:t xml:space="preserve"> fue % </w:t>
+      </w:r>
+      <w:proofErr w:type="spellStart"/>
+      <w:r>
+        <w:rPr>
+          <w:rFonts w:ascii="Brill" w:hAnsi="Brill"/>
+          <w:lang w:val="es-ES"/>
+        </w:rPr>
+        <w:t>mas</w:t>
+      </w:r>
+      <w:proofErr w:type="spellEnd"/>
+      <w:r>
+        <w:rPr>
+          <w:rFonts w:ascii="Brill" w:hAnsi="Brill"/>
+          <w:lang w:val="es-ES"/>
+        </w:rPr>
+        <w:t xml:space="preserve"> nos los ombres non lo </w:t>
+      </w:r>
+      <w:proofErr w:type="spellStart"/>
+      <w:r>
+        <w:rPr>
+          <w:rFonts w:ascii="Brill" w:hAnsi="Brill"/>
+          <w:lang w:val="es-ES"/>
+        </w:rPr>
+        <w:t>podiemos</w:t>
+      </w:r>
+      <w:proofErr w:type="spellEnd"/>
+      <w:r>
+        <w:rPr>
+          <w:rFonts w:ascii="Brill" w:hAnsi="Brill"/>
+          <w:lang w:val="es-ES"/>
+        </w:rPr>
+        <w:t xml:space="preserve"> entender nin </w:t>
+      </w:r>
+      <w:proofErr w:type="spellStart"/>
+      <w:r>
+        <w:rPr>
+          <w:rFonts w:ascii="Brill" w:hAnsi="Brill"/>
+          <w:lang w:val="es-ES"/>
+        </w:rPr>
+        <w:t>conoscer</w:t>
+      </w:r>
+      <w:proofErr w:type="spellEnd"/>
+      <w:r>
+        <w:rPr>
+          <w:rFonts w:ascii="Brill" w:hAnsi="Brill"/>
+          <w:lang w:val="es-ES"/>
+        </w:rPr>
+        <w:t xml:space="preserve"> fasta que el </w:t>
+      </w:r>
+      <w:proofErr w:type="spellStart"/>
+      <w:r>
+        <w:rPr>
+          <w:rFonts w:ascii="Brill" w:hAnsi="Brill"/>
+          <w:lang w:val="es-ES"/>
+        </w:rPr>
+        <w:t>vieno</w:t>
+      </w:r>
+      <w:proofErr w:type="spellEnd"/>
+      <w:r>
+        <w:rPr>
+          <w:rFonts w:ascii="Brill" w:hAnsi="Brill"/>
+          <w:lang w:val="es-ES"/>
+        </w:rPr>
+        <w:t xml:space="preserve"> a fazer obra </w:t>
+      </w:r>
+      <w:proofErr w:type="spellStart"/>
+      <w:r>
+        <w:rPr>
+          <w:rFonts w:ascii="Brill" w:hAnsi="Brill"/>
+          <w:lang w:val="es-ES"/>
+        </w:rPr>
+        <w:t>por que</w:t>
+      </w:r>
+      <w:proofErr w:type="spellEnd"/>
+      <w:r>
+        <w:rPr>
+          <w:rFonts w:ascii="Brill" w:hAnsi="Brill"/>
+          <w:lang w:val="es-ES"/>
+        </w:rPr>
+        <w:t xml:space="preserve"> lo </w:t>
+      </w:r>
+      <w:proofErr w:type="spellStart"/>
+      <w:r>
+        <w:rPr>
+          <w:rFonts w:ascii="Brill" w:hAnsi="Brill"/>
+          <w:lang w:val="es-ES"/>
+        </w:rPr>
+        <w:t>oviesemos</w:t>
+      </w:r>
+      <w:proofErr w:type="spellEnd"/>
+      <w:r>
+        <w:rPr>
+          <w:rFonts w:ascii="Brill" w:hAnsi="Brill"/>
+          <w:lang w:val="es-ES"/>
+        </w:rPr>
+        <w:t xml:space="preserve"> nos </w:t>
+      </w:r>
+      <w:proofErr w:type="spellStart"/>
+      <w:r>
+        <w:rPr>
+          <w:rFonts w:ascii="Brill" w:hAnsi="Brill"/>
+          <w:lang w:val="es-ES"/>
+        </w:rPr>
+        <w:t>a</w:t>
+      </w:r>
+      <w:proofErr w:type="spellEnd"/>
+      <w:r>
+        <w:rPr>
+          <w:rFonts w:ascii="Brill" w:hAnsi="Brill"/>
+          <w:lang w:val="es-ES"/>
+        </w:rPr>
+        <w:t xml:space="preserve"> </w:t>
+      </w:r>
+      <w:proofErr w:type="spellStart"/>
+      <w:r>
+        <w:rPr>
+          <w:rFonts w:ascii="Brill" w:hAnsi="Brill"/>
+          <w:lang w:val="es-ES"/>
+        </w:rPr>
+        <w:t>conoscer</w:t>
+      </w:r>
+      <w:proofErr w:type="spellEnd"/>
+      <w:r>
+        <w:rPr>
+          <w:rFonts w:ascii="Brill" w:hAnsi="Brill"/>
+          <w:lang w:val="es-ES"/>
+        </w:rPr>
+        <w:t xml:space="preserve"> e esta obra fue el </w:t>
+      </w:r>
+      <w:proofErr w:type="spellStart"/>
+      <w:r>
+        <w:rPr>
+          <w:rFonts w:ascii="Brill" w:hAnsi="Brill"/>
+          <w:lang w:val="es-ES"/>
+        </w:rPr>
+        <w:t>dia</w:t>
+      </w:r>
+      <w:proofErr w:type="spellEnd"/>
+      <w:r>
+        <w:rPr>
+          <w:rFonts w:ascii="Brill" w:hAnsi="Brill"/>
+          <w:lang w:val="es-ES"/>
+        </w:rPr>
+        <w:t xml:space="preserve"> que encarno en santa </w:t>
+      </w:r>
+      <w:proofErr w:type="spellStart"/>
+      <w:r>
+        <w:rPr>
+          <w:rFonts w:ascii="Brill" w:hAnsi="Brill"/>
+          <w:lang w:val="es-ES"/>
+        </w:rPr>
+        <w:t>Maria</w:t>
+      </w:r>
+      <w:proofErr w:type="spellEnd"/>
+      <w:r>
+        <w:rPr>
+          <w:rFonts w:ascii="Brill" w:hAnsi="Brill"/>
+          <w:lang w:val="es-ES"/>
+        </w:rPr>
+        <w:t xml:space="preserve"> % e como quier que las tres personas de antes eran non </w:t>
+      </w:r>
+      <w:proofErr w:type="spellStart"/>
+      <w:r>
+        <w:rPr>
+          <w:rFonts w:ascii="Brill" w:hAnsi="Brill"/>
+          <w:lang w:val="es-ES"/>
+        </w:rPr>
+        <w:t>tenian</w:t>
+      </w:r>
+      <w:proofErr w:type="spellEnd"/>
+      <w:r>
+        <w:rPr>
+          <w:rFonts w:ascii="Brill" w:hAnsi="Brill"/>
+          <w:lang w:val="es-ES"/>
+        </w:rPr>
+        <w:t xml:space="preserve"> figura en si % </w:t>
+      </w:r>
+      <w:proofErr w:type="spellStart"/>
+      <w:r>
+        <w:rPr>
+          <w:rFonts w:ascii="Brill" w:hAnsi="Brill"/>
+          <w:lang w:val="es-ES"/>
+        </w:rPr>
+        <w:t>mas</w:t>
+      </w:r>
+      <w:proofErr w:type="spellEnd"/>
+      <w:r>
+        <w:rPr>
+          <w:rFonts w:ascii="Brill" w:hAnsi="Brill"/>
+          <w:lang w:val="es-ES"/>
+        </w:rPr>
+        <w:t xml:space="preserve"> </w:t>
+      </w:r>
+      <w:proofErr w:type="spellStart"/>
+      <w:r>
+        <w:rPr>
+          <w:rFonts w:ascii="Brill" w:hAnsi="Brill"/>
+          <w:lang w:val="es-ES"/>
+        </w:rPr>
+        <w:t>quando</w:t>
+      </w:r>
+      <w:proofErr w:type="spellEnd"/>
+      <w:r>
+        <w:rPr>
+          <w:rFonts w:ascii="Brill" w:hAnsi="Brill"/>
+          <w:lang w:val="es-ES"/>
+        </w:rPr>
+        <w:t xml:space="preserve"> dios a alguno </w:t>
+      </w:r>
+      <w:proofErr w:type="spellStart"/>
+      <w:r>
+        <w:rPr>
+          <w:rFonts w:ascii="Brill" w:hAnsi="Brill"/>
+          <w:lang w:val="es-ES"/>
+        </w:rPr>
+        <w:t>queria</w:t>
+      </w:r>
+      <w:proofErr w:type="spellEnd"/>
+      <w:r>
+        <w:rPr>
+          <w:rFonts w:ascii="Brill" w:hAnsi="Brill"/>
+          <w:lang w:val="es-ES"/>
+        </w:rPr>
+        <w:t xml:space="preserve"> aparecer </w:t>
+      </w:r>
+      <w:proofErr w:type="spellStart"/>
+      <w:r>
+        <w:rPr>
+          <w:rFonts w:ascii="Brill" w:hAnsi="Brill"/>
+          <w:lang w:val="es-ES"/>
+        </w:rPr>
+        <w:t>tomava</w:t>
+      </w:r>
+      <w:proofErr w:type="spellEnd"/>
+      <w:r>
+        <w:rPr>
+          <w:rFonts w:ascii="Brill" w:hAnsi="Brill"/>
+          <w:lang w:val="es-ES"/>
+        </w:rPr>
+        <w:t xml:space="preserve"> </w:t>
+      </w:r>
+      <w:proofErr w:type="spellStart"/>
+      <w:r>
+        <w:rPr>
+          <w:rFonts w:ascii="Brill" w:hAnsi="Brill"/>
+          <w:lang w:val="es-ES"/>
+        </w:rPr>
+        <w:t>qual</w:t>
+      </w:r>
+      <w:proofErr w:type="spellEnd"/>
+      <w:r>
+        <w:rPr>
+          <w:rFonts w:ascii="Brill" w:hAnsi="Brill"/>
+          <w:lang w:val="es-ES"/>
+        </w:rPr>
+        <w:t xml:space="preserve"> figura </w:t>
+      </w:r>
+      <w:proofErr w:type="spellStart"/>
+      <w:r>
+        <w:rPr>
+          <w:rFonts w:ascii="Brill" w:hAnsi="Brill"/>
+          <w:lang w:val="es-ES"/>
+        </w:rPr>
+        <w:t>queria</w:t>
+      </w:r>
+      <w:proofErr w:type="spellEnd"/>
+      <w:r>
+        <w:rPr>
+          <w:rFonts w:ascii="Brill" w:hAnsi="Brill"/>
+          <w:lang w:val="es-ES"/>
+        </w:rPr>
+        <w:t xml:space="preserve"> % e esto te </w:t>
+      </w:r>
+      <w:proofErr w:type="spellStart"/>
+      <w:r>
+        <w:rPr>
+          <w:rFonts w:ascii="Brill" w:hAnsi="Brill"/>
+          <w:lang w:val="es-ES"/>
+        </w:rPr>
+        <w:t>provare</w:t>
+      </w:r>
+      <w:proofErr w:type="spellEnd"/>
+      <w:r>
+        <w:rPr>
+          <w:rFonts w:ascii="Brill" w:hAnsi="Brill"/>
+          <w:lang w:val="es-ES"/>
+        </w:rPr>
+        <w:t xml:space="preserve"> por los </w:t>
+      </w:r>
+      <w:proofErr w:type="spellStart"/>
+      <w:r>
+        <w:rPr>
+          <w:rFonts w:ascii="Brill" w:hAnsi="Brill"/>
+          <w:lang w:val="es-ES"/>
+        </w:rPr>
+        <w:t>angeles</w:t>
+      </w:r>
+      <w:proofErr w:type="spellEnd"/>
+      <w:r>
+        <w:rPr>
+          <w:rFonts w:ascii="Brill" w:hAnsi="Brill"/>
+          <w:lang w:val="es-ES"/>
+        </w:rPr>
+        <w:t xml:space="preserve"> ca los </w:t>
+      </w:r>
+      <w:proofErr w:type="spellStart"/>
+      <w:r>
+        <w:rPr>
+          <w:rFonts w:ascii="Brill" w:hAnsi="Brill"/>
+          <w:lang w:val="es-ES"/>
+        </w:rPr>
+        <w:t>angeles</w:t>
+      </w:r>
+      <w:proofErr w:type="spellEnd"/>
+      <w:r>
+        <w:rPr>
+          <w:rFonts w:ascii="Brill" w:hAnsi="Brill"/>
+          <w:lang w:val="es-ES"/>
+        </w:rPr>
+        <w:t xml:space="preserve"> non an forma </w:t>
+      </w:r>
+      <w:proofErr w:type="spellStart"/>
+      <w:r>
+        <w:rPr>
+          <w:rFonts w:ascii="Brill" w:hAnsi="Brill"/>
+          <w:lang w:val="es-ES"/>
+        </w:rPr>
+        <w:t>enpero</w:t>
+      </w:r>
+      <w:proofErr w:type="spellEnd"/>
+      <w:r>
+        <w:rPr>
+          <w:rFonts w:ascii="Brill" w:hAnsi="Brill"/>
+          <w:lang w:val="es-ES"/>
+        </w:rPr>
+        <w:t xml:space="preserve"> fallamos que </w:t>
+      </w:r>
+      <w:proofErr w:type="spellStart"/>
+      <w:r>
+        <w:rPr>
+          <w:rFonts w:ascii="Brill" w:hAnsi="Brill"/>
+          <w:lang w:val="es-ES"/>
+        </w:rPr>
+        <w:t>quando</w:t>
+      </w:r>
+      <w:proofErr w:type="spellEnd"/>
+      <w:r>
+        <w:rPr>
+          <w:rFonts w:ascii="Brill" w:hAnsi="Brill"/>
+          <w:lang w:val="es-ES"/>
+        </w:rPr>
+        <w:t xml:space="preserve"> parece a alguno que toma forma de ombre % pues bien deves </w:t>
+      </w:r>
+      <w:proofErr w:type="spellStart"/>
+      <w:r>
+        <w:rPr>
+          <w:rFonts w:ascii="Brill" w:hAnsi="Brill"/>
+          <w:lang w:val="es-ES"/>
+        </w:rPr>
+        <w:t>aentender</w:t>
+      </w:r>
+      <w:proofErr w:type="spellEnd"/>
+      <w:r>
+        <w:rPr>
+          <w:rFonts w:ascii="Brill" w:hAnsi="Brill"/>
+          <w:lang w:val="es-ES"/>
+        </w:rPr>
+        <w:t xml:space="preserve"> </w:t>
+      </w:r>
+      <w:proofErr w:type="spellStart"/>
+      <w:r>
+        <w:rPr>
+          <w:rFonts w:ascii="Brill" w:hAnsi="Brill"/>
+          <w:lang w:val="es-ES"/>
+        </w:rPr>
+        <w:t>quanto</w:t>
+      </w:r>
+      <w:proofErr w:type="spellEnd"/>
+      <w:r>
+        <w:rPr>
+          <w:rFonts w:ascii="Brill" w:hAnsi="Brill"/>
+          <w:lang w:val="es-ES"/>
+        </w:rPr>
+        <w:t xml:space="preserve"> </w:t>
+      </w:r>
+      <w:proofErr w:type="spellStart"/>
+      <w:r>
+        <w:rPr>
+          <w:rFonts w:ascii="Brill" w:hAnsi="Brill"/>
+          <w:lang w:val="es-ES"/>
+        </w:rPr>
+        <w:t>mas</w:t>
+      </w:r>
+      <w:proofErr w:type="spellEnd"/>
+      <w:r>
+        <w:rPr>
+          <w:rFonts w:ascii="Brill" w:hAnsi="Brill"/>
+          <w:lang w:val="es-ES"/>
+        </w:rPr>
+        <w:t xml:space="preserve"> la puede tomar aquel que es poderoso de todo % </w:t>
+      </w:r>
+      <w:proofErr w:type="spellStart"/>
+      <w:r>
+        <w:rPr>
+          <w:rFonts w:ascii="Brill" w:hAnsi="Brill"/>
+          <w:lang w:val="es-ES"/>
+        </w:rPr>
+        <w:t>mas</w:t>
+      </w:r>
+      <w:proofErr w:type="spellEnd"/>
+      <w:r>
+        <w:rPr>
+          <w:rFonts w:ascii="Brill" w:hAnsi="Brill"/>
+          <w:lang w:val="es-ES"/>
+        </w:rPr>
+        <w:t xml:space="preserve"> la forma derecha de ombre carnal en huesos e en carne tomo el </w:t>
+      </w:r>
+      <w:proofErr w:type="spellStart"/>
+      <w:r>
+        <w:rPr>
+          <w:rFonts w:ascii="Brill" w:hAnsi="Brill"/>
+          <w:lang w:val="es-ES"/>
+        </w:rPr>
+        <w:t>dia</w:t>
+      </w:r>
+      <w:proofErr w:type="spellEnd"/>
+      <w:r>
+        <w:rPr>
+          <w:rFonts w:ascii="Brill" w:hAnsi="Brill"/>
+          <w:lang w:val="es-ES"/>
+        </w:rPr>
+        <w:t xml:space="preserve"> que se </w:t>
+      </w:r>
+      <w:proofErr w:type="spellStart"/>
+      <w:r>
+        <w:rPr>
+          <w:rFonts w:ascii="Brill" w:hAnsi="Brill"/>
+          <w:lang w:val="es-ES"/>
+        </w:rPr>
+        <w:t>encerro</w:t>
+      </w:r>
+      <w:proofErr w:type="spellEnd"/>
+      <w:r>
+        <w:rPr>
+          <w:rFonts w:ascii="Brill" w:hAnsi="Brill"/>
+          <w:lang w:val="es-ES"/>
+        </w:rPr>
+        <w:t xml:space="preserve"> en el vientre de santa </w:t>
+      </w:r>
+      <w:proofErr w:type="spellStart"/>
+      <w:r>
+        <w:rPr>
+          <w:rFonts w:ascii="Brill" w:hAnsi="Brill"/>
+          <w:lang w:val="es-ES"/>
+        </w:rPr>
+        <w:t>Maria</w:t>
+      </w:r>
+      <w:proofErr w:type="spellEnd"/>
+      <w:r>
+        <w:rPr>
+          <w:rFonts w:ascii="Brill" w:hAnsi="Brill"/>
+          <w:lang w:val="es-ES"/>
+        </w:rPr>
+        <w:t xml:space="preserve"> e so </w:t>
+      </w:r>
+      <w:proofErr w:type="spellStart"/>
+      <w:r>
+        <w:rPr>
+          <w:rFonts w:ascii="Brill" w:hAnsi="Brill"/>
+          <w:lang w:val="es-ES"/>
+        </w:rPr>
+        <w:t>vestio</w:t>
+      </w:r>
+      <w:proofErr w:type="spellEnd"/>
+      <w:r>
+        <w:rPr>
+          <w:rFonts w:ascii="Brill" w:hAnsi="Brill"/>
+          <w:lang w:val="es-ES"/>
+        </w:rPr>
+        <w:t xml:space="preserve"> de la su carne d ella</w:t>
       </w:r>
     </w:p>
     <w:sectPr>
@@ -46,7 +1404,7 @@
 </file>
 
 <file path=word/styles.xml><?xml version="1.0" encoding="utf-8"?>
-<w:styles xmlns:mc="http://schemas.openxmlformats.org/markup-compatibility/2006" xmlns:r="http://schemas.openxmlformats.org/officeDocument/2006/relationships" xmlns:w="http://schemas.openxmlformats.org/wordprocessingml/2006/main" xmlns:w14="http://schemas.microsoft.com/office/word/2010/wordml" xmlns:w15="http://schemas.microsoft.com/office/word/2012/wordml" xmlns:w16cex="http://schemas.microsoft.com/office/word/2018/wordml/cex" xmlns:w16cid="http://schemas.microsoft.com/office/word/2016/wordml/cid" xmlns:w16="http://schemas.microsoft.com/office/word/2018/wordml" xmlns:w16sdtdh="http://schemas.microsoft.com/office/word/2020/wordml/sdtdatahash" xmlns:w16se="http://schemas.microsoft.com/office/word/2015/wordml/symex" mc:Ignorable="w14 w15 w16se w16cid w16 w16cex w16sdtdh">
+<w:styles xmlns:mc="http://schemas.openxmlformats.org/markup-compatibility/2006" xmlns:r="http://schemas.openxmlformats.org/officeDocument/2006/relationships" xmlns:w="http://schemas.openxmlformats.org/wordprocessingml/2006/main" xmlns:w14="http://schemas.microsoft.com/office/word/2010/wordml" xmlns:w15="http://schemas.microsoft.com/office/word/2012/wordml" xmlns:w16cex="http://schemas.microsoft.com/office/word/2018/wordml/cex" xmlns:w16cid="http://schemas.microsoft.com/office/word/2016/wordml/cid" xmlns:w16="http://schemas.microsoft.com/office/word/2018/wordml" xmlns:w16du="http://schemas.microsoft.com/office/word/2023/wordml/word16du" xmlns:w16sdtdh="http://schemas.microsoft.com/office/word/2020/wordml/sdtdatahash" xmlns:w16sdtfl="http://schemas.microsoft.com/office/word/2024/wordml/sdtformatlock" xmlns:w16se="http://schemas.microsoft.com/office/word/2015/wordml/symex" mc:Ignorable="w14 w15 w16se w16cid w16 w16cex w16sdtdh w16sdtfl w16du">
   <w:docDefaults>
     <w:rPrDefault>
       <w:rPr>
